--- a/companies/meridian-actuarial/Firm/Firm Overview 2019 v3.docx
+++ b/companies/meridian-actuarial/Firm/Firm Overview 2019 v3.docx
@@ -7,17 +7,17 @@
         <w:pStyle w:val="Heading1"/>
       </w:pPr>
       <w:r>
-        <w:t>Firm Overview</w:t>
+        <w:t>About Meridian Actuarial Advisors</w:t>
       </w:r>
     </w:p>
     <w:p>
       <w:r>
-        <w:t>Meridian Actuarial Advisors LLC is a consulting actuarial practice. We measure defined benefit obligations, analyze what it costs to fund them, and issue the opinions and certifications that go with that work. We do not administer plans, sell investments, or place coverage. The product is a conclusion, the working papers that support it, and a signature.</w:t>
+        <w:t>This note sets out what our firm does and for whom, for anyone weighing whether to bring us in. We are a consulting actuarial practice. We are engaged for opinions on the cost of long-dated promises, pensions, reserves, and benefit funds, and for the measurement and judgment that stand behind those opinions. We take on a limited number of engagements and give each of them the attention an opinion carrying our name requires.</w:t>
       </w:r>
     </w:p>
     <w:p>
       <w:r>
-        <w:t>The discipline of the practice is a matter of paragraphs. Measurement is one paragraph, assumption is another, and judgment is a third. Blur them together and a reader cannot tell which part of the answer is arithmetic and which part is opinion, which means the report has failed at the only thing it exists to do.</w:t>
+        <w:t>In the years since we opened, the practice has grown steadily, and the work has broadened with it, but the discipline has not changed. We still keep the book deliberately small against the number of hands, because the review is the product, and the review does not survive being hurried.</w:t>
       </w:r>
     </w:p>
     <w:p>
@@ -25,7 +25,12 @@
         <w:pStyle w:val="Heading2"/>
       </w:pPr>
       <w:r>
-        <w:t>Service lines</w:t>
+        <w:t>Our service lines</w:t>
+      </w:r>
+    </w:p>
+    <w:p>
+      <w:r>
+        <w:t>The work sorts into a few areas.</w:t>
       </w:r>
     </w:p>
     <w:p>
@@ -33,7 +38,7 @@
         <w:pStyle w:val="ListBullet"/>
       </w:pPr>
       <w:r>
-        <w:t>Scheduled and interim valuations, delivered as an exhibit workbook and an interpretive report</w:t>
+        <w:t>Public pension valuations. We value the liabilities of public retirement systems, document what those values rest on, and give each board a funding result it can defend to the people it answers to.</w:t>
       </w:r>
     </w:p>
     <w:p>
@@ -41,7 +46,7 @@
         <w:pStyle w:val="ListBullet"/>
       </w:pPr>
       <w:r>
-        <w:t>Contribution and funding policy analysis, including projections under alternative assumption sets</w:t>
+        <w:t>Insurance opinions. We opine on the adequacy of a life insurer's reserves under the applicable standards, and we say plainly where a margin is thin.</w:t>
       </w:r>
     </w:p>
     <w:p>
@@ -49,7 +54,7 @@
         <w:pStyle w:val="ListBullet"/>
       </w:pPr>
       <w:r>
-        <w:t>Experience studies and assumption reviews</w:t>
+        <w:t>Multiemployer plan work. We run the annual valuations for jointly trusteed benefit funds and prepare the certifications the law requires of them.</w:t>
       </w:r>
     </w:p>
     <w:p>
@@ -57,20 +62,7 @@
         <w:pStyle w:val="ListBullet"/>
       </w:pPr>
       <w:r>
-        <w:t>Statements of actuarial opinion and the certifications required by statute, by regulation, or by a plan's governing documents</w:t>
-      </w:r>
-    </w:p>
-    <w:p>
-      <w:pPr>
-        <w:pStyle w:val="ListBullet"/>
-      </w:pPr>
-      <w:r>
-        <w:t>Board and trustee education, and support to client auditors on actuarial matters</w:t>
-      </w:r>
-    </w:p>
-    <w:p>
-      <w:r>
-        <w:t>The list is short and has stayed short. The practice has grown since it opened, and the growth has gone into staff and into the depth of the review, not into the range of things we are willing to claim we do.</w:t>
+        <w:t>The supporting studies, experience reviews, assumption setting, and projections, that keep the valuations grounded in what a plan has actually seen.</w:t>
       </w:r>
     </w:p>
     <w:p>
@@ -78,17 +70,12 @@
         <w:pStyle w:val="Heading2"/>
       </w:pPr>
       <w:r>
-        <w:t>Standards and reliance</w:t>
+        <w:t>What a client is buying</w:t>
       </w:r>
     </w:p>
     <w:p>
       <w:r>
-        <w:t>Work is performed under the applicable Actuarial Standards of Practice. Where a standard admits more than one method, the report names the method used and the reason for it. Where a result turns on an assumption the client selected, the report says whose assumption it is and what we think of it. A client is entitled to prescribe an assumption. A client is not entitled to have our silence read as agreement.</w:t>
-      </w:r>
-    </w:p>
-    <w:p>
-      <w:r>
-        <w:t>We rely on data furnished by the client. We test it for reasonableness and internal consistency, reconcile it against the prior measurement, and disclose what the testing found. We do not audit it. Where the data will not support a conclusion at the precision a client wants, we say what precision it will support, which is a less satisfying answer and the only honest one.</w:t>
+        <w:t>It is worth being plain about what an engagement with us delivers. Not volume, and not speed for its own sake. What a board or a set of trustees pays for is judgment, and the willingness to state a number at exactly the strength the evidence supports and no more. Our fees are agreed at the outset and the scope is written down, so there is no surprise later about what is ours to do and what is not. When the work raises a question we did not expect, we bring it to you rather than settling it quietly on your behalf.</w:t>
       </w:r>
     </w:p>
     <w:p>
@@ -96,17 +83,12 @@
         <w:pStyle w:val="Heading2"/>
       </w:pPr>
       <w:r>
-        <w:t>Representative client work</w:t>
+        <w:t>The way we write</w:t>
       </w:r>
     </w:p>
     <w:p>
       <w:r>
-        <w:t>The firm's engagements are with Howard and Sons, Miller, Cook and Snyder, and Estes Group. They differ in their particulars, in their reporting calendars, and in what their governing documents require of us, and each is staffed accordingly. What is common to all three is the shape of the work: an obligation measured on a schedule, assumptions set out where a reader can find them, exhibits that reconcile to the last measurement, and a report that a person who is not an actuary can act on.</w:t>
-      </w:r>
-    </w:p>
-    <w:p>
-      <w:r>
-        <w:t>The relationship with Howard and Sons is the longest-running of the three and, for that reason, the most useful description of what this firm is like to work with. The first valuation of any engagement is largely an exercise in finding out what the data are. The value shows up afterward, in the cycles where the reconciliation can tell you whether last year's answer was any good, and in the years when the answer moves and somebody has to explain why. Explaining why is most of the job.</w:t>
+        <w:t>Anyone who has read our reports will have noticed a pattern, and it is deliberate. We separate what we measured from what we assumed, and both of those from what we concluded. Each gets its own place on the page. It makes our documents a little longer and a good deal harder to misread, which is the trade we want. A figure offered without its assumptions is not a finished result; it is half of one, and half a result is the kind that gets a board into trouble.</w:t>
       </w:r>
     </w:p>
     <w:p>
@@ -114,12 +96,12 @@
         <w:pStyle w:val="Heading2"/>
       </w:pPr>
       <w:r>
-        <w:t>Deliverables and presentation</w:t>
+        <w:t>Clients we have served</w:t>
       </w:r>
     </w:p>
     <w:p>
       <w:r>
-        <w:t>Exhibits arrive as a workbook: liabilities, normal cost, assets, development of the contribution, and the reconciliation to the prior measurement. The report interprets the workbook and carries the opinion. Where a board wants the results presented, we present them: one chart to a slide, no decoration, and the actuary who performed the work takes the questions rather than a partner who has read the summary on the way in.</w:t>
+        <w:t>A few examples give a truer sense of the practice than any description of it. Among the boards and funds we have worked with are Howard and Sons, Miller, Cook and Snyder, and Estes Group. We name these as representative of the work, with the clients' goodwill, and not as a full account of it. A great many of our engagements are held in confidence and belong on no such list. We make no claim here about the size of the book, only about the character of the work these examples stand for.</w:t>
       </w:r>
     </w:p>
     <w:p>
@@ -127,17 +109,17 @@
         <w:pStyle w:val="Heading2"/>
       </w:pPr>
       <w:r>
-        <w:t>Staffing and review</w:t>
+        <w:t>The people behind the work</w:t>
       </w:r>
     </w:p>
     <w:p>
       <w:r>
-        <w:t>Every engagement is staffed by people the client will know by name, and the actuary who signs the opinion has read the working papers rather than the summary of them. Every deliverable is reviewed by a credentialed actuary before it leaves the office, without exception and without regard to how routine the cycle looked going in. Review costs time that a client does not see and pays for, and it is the least negotiable item in the fee.</w:t>
+        <w:t>Robert Lawrence leads the practice and signs the bulk of its opinions. Around him is a group of actuaries and analysts who build the valuations, reconcile the client data they rest on, and submit to the same review he takes himself: qualifiers restored, loose adjectives struck, every number traced back to where it came from. The firm has added staff as the work has grown, and each new colleague is brought into that habit early, because it is the habit that lets us put our name to a number at all.</w:t>
       </w:r>
     </w:p>
     <w:p>
       <w:r>
-        <w:t>Robert Lawrence, Managing Actuary, is responsible for the opinions this firm issues and signs them.</w:t>
+        <w:t>If you are weighing an engagement, start with a conversation. Tell us the question and the deadline, and we will tell you honestly whether we are the firm to answer it and what it would take. That first hour is often the most useful one we spend with a client.</w:t>
       </w:r>
     </w:p>
     <w:sectPr>
